--- a/L43_P3_Teacher_Packet.docx
+++ b/L43_P3_Teacher_Packet.docx
@@ -499,9 +499,9 @@
         <w:rPr>
           <w:sz w:val="22"/>
         </w:rPr>
-        <w:t>Reason Explain why (4x^2-7)/(4x^2-7)=1 is a valid identity under the domain of all real numbers except ±\frac{√(7)}{2}.</w:t>
+        <w:t>Reason Explain why (4x²-7)/(4x²-7)=1 is a valid identity under the domain of all real numbers except ±(√(7))/2.</w:t>
         <w:br/>
-        <w:t>\answer{Using the difference of two squares formula, (4x^2-7)/(4x^2-7)=\frac{(2x+√(7))(2x-√(7))}{(2x+√(7))(2x-√(7))}. Both factors on the numerator and denominator divide to 1, so (4x^2-7)/(4x^2-7)=1 over all elements of the domain, which is all real numbers except ±\frac{√(7)}{2}.}</w:t>
+        <w:t>\answer{Using the difference of two squares formula, (4x²-7)/(4x²-7)=((2x+√(7))(2x-√(7)))/((2x+√(7))(2x-√(7))). Both factors on the numerator and denominator divide to 1, so (4x²-7)/(4x²-7)=1 over all elements of the domain, which is all real numbers except ±(√(7))/2.}</w:t>
       </w:r>
     </w:p>
     <w:p>
@@ -779,13 +779,13 @@
         <w:t>What is the simplified form of the rational expression? What is the domain for which the identity between the two expressions is valid?</w:t>
         <w:br/>
         <w:br/>
-        <w:t>(4-x^2)/(x^2+3x-10)</w:t>
+        <w:t>(4-x²)/(x²+3x-10)</w:t>
         <w:br/>
         <w:br/>
         <w:t>The simplified form of a rational expression has no common factors, other than 1, in the numerator and the denominator.</w:t>
         <w:br/>
         <w:br/>
-        <w:t>(4-x^2)/(x^2+3x-10)</w:t>
+        <w:t>(4-x²)/(x²+3x-10)</w:t>
         <w:br/>
         <w:t>=</w:t>
         <w:br/>
@@ -814,7 +814,7 @@
         <w:t>-1·(x+2)/(x+5)</w:t>
         <w:br/>
         <w:br/>
-        <w:t>The simplified form of (4-x^2)/(x^2+3x-10) is -(x+2)/(x+5) for x\ne 2 or -5.</w:t>
+        <w:t>The simplified form of (4-x²)/(x²+3x-10) is -(x+2)/(x+5) for x≠ 2 or -5.</w:t>
       </w:r>
     </w:p>
     <w:p>
@@ -891,19 +891,19 @@
         <w:t>Option 1:</w:t>
         <w:br/>
         <w:br/>
-        <w:t>Surface Area: 2(2x)^2+4(2x)^2</w:t>
+        <w:t>Surface Area: 2(2x)²+4(2x)²</w:t>
         <w:br/>
         <w:br/>
-        <w:t>Volume: (2x)^3</w:t>
+        <w:t>Volume: (2x)³</w:t>
         <w:br/>
         <w:br/>
         <w:t>Option 2:</w:t>
         <w:br/>
         <w:br/>
-        <w:t>Surface Area: 2π x^2+2π x(2x)</w:t>
+        <w:t>Surface Area: 2π x²+2π x(2x)</w:t>
         <w:br/>
         <w:br/>
-        <w:t>Volume: π x^2(2x)</w:t>
+        <w:t>Volume: π x²(2x)</w:t>
         <w:br/>
         <w:br/>
         <w:t>The efficiency ratio is (SA)/(V), where SA represents surface area and V represents volume.</w:t>
@@ -916,12 +916,12 @@
         <w:br/>
         <w:t>=</w:t>
         <w:br/>
-        <w:t>(2(4x^2)+4(4x^2))/(8x^3)</w:t>
+        <w:t>(2(4x²)+4(4x²))/(8x³)</w:t>
         <w:br/>
         <w:br/>
         <w:t>=</w:t>
         <w:br/>
-        <w:t>(24x^2)/(8x^3)</w:t>
+        <w:t>(24x²)/(8x³)</w:t>
         <w:br/>
         <w:br/>
         <w:t>=</w:t>
@@ -936,12 +936,12 @@
         <w:br/>
         <w:t>=</w:t>
         <w:br/>
-        <w:t>(2π x^2+4π x^2)/(2π x^3)</w:t>
+        <w:t>(2π x²+4π x²)/(2π x³)</w:t>
         <w:br/>
         <w:br/>
         <w:t>=</w:t>
         <w:br/>
-        <w:t>(6π x^2)/(2π x^3)</w:t>
+        <w:t>(6π x²)/(2π x³)</w:t>
         <w:br/>
         <w:br/>
         <w:t>=</w:t>
@@ -1293,7 +1293,7 @@
         <w:rPr>
           <w:sz w:val="22"/>
         </w:rPr>
-        <w:t>The company compares the ratios of surface area to volume for two more containers. One is a rectangular prism with a square base. The other is a rectangular prism with a rectangular base. One side of the base is equal to the side length of the first container, and the other side is twice as long. The surface area of this second container is 4x^2+6xh. The heights of the two containers are equal. Which has the smaller surface area-to-volume ratio?</w:t>
+        <w:t>The company compares the ratios of surface area to volume for two more containers. One is a rectangular prism with a square base. The other is a rectangular prism with a rectangular base. One side of the base is equal to the side length of the first container, and the other side is twice as long. The surface area of this second container is 4x²+6xh. The heights of the two containers are equal. Which has the smaller surface area-to-volume ratio?</w:t>
       </w:r>
     </w:p>
     <w:p>
@@ -1349,7 +1349,7 @@
         <w:rPr>
           <w:sz w:val="22"/>
         </w:rPr>
-        <w:t>Use Appropriate Tools Explain why domain restrictions are necessary to show that the rational expressions (-6x^2+21x)/(3x) and -2x+7 are equivalent. What is true about the graphs at x=0 and why?</w:t>
+        <w:t>Use Appropriate Tools Explain why domain restrictions are necessary to show that the rational expressions (-6x²+21x)/(3x) and -2x+7 are equivalent. What is true about the graphs at x=0 and why?</w:t>
       </w:r>
     </w:p>
     <w:p>
@@ -1408,7 +1408,7 @@
         <w:t>What is the simplified form of the rational expression? What is the domain?</w:t>
         <w:br/>
         <w:br/>
-        <w:t>(y^2-5y-24)/(y^2+3y)</w:t>
+        <w:t>(y²-5y-24)/(y²+3y)</w:t>
       </w:r>
     </w:p>
     <w:p>
@@ -1582,7 +1582,7 @@
         <w:rPr>
           <w:sz w:val="22"/>
         </w:rPr>
-        <w:t>Reason If the denominator of a rational expression is x^3+3x^2-10x, what value(s) must be restricted from the domain for x?</w:t>
+        <w:t>Reason If the denominator of a rational expression is x³+3x²-10x, what value(s) must be restricted from the domain for x?</w:t>
       </w:r>
     </w:p>
     <w:p>
